--- a/08_CLASSROOM_CONSEGNE/CONSEGNA_06_L4_PHISHING/GUIDA_CONSEGNA_06.docx
+++ b/08_CLASSROOM_CONSEGNE/CONSEGNA_06_L4_PHISHING/GUIDA_CONSEGNA_06.docx
@@ -979,7 +979,7 @@
               <w:rPr>
                 <w:sz w:val="19"/>
               </w:rPr>
-              <w:t>casella simulata: si scarica e si apre con doppio clic</w:t>
+              <w:t>casella simulata: riserva offline del link nella traccia</w:t>
             </w:r>
           </w:p>
         </w:tc>
@@ -1121,7 +1121,7 @@
         <w:rPr>
           <w:sz w:val="21"/>
         </w:rPr>
-        <w:t>1. Scarica posta_officina23.html e aprilo con doppio clic.</w:t>
+        <w:t>1. Apri la casella di posta simulata: https://digital-makers-ag.github.io/attivita-informatica-scuola/04_LEZIONE_4/MATERIALI/posta_officina23.html (se non si apre, scarica posta_officina23.html e aprilo con doppio clic).</w:t>
       </w:r>
     </w:p>
     <w:p>

--- a/08_CLASSROOM_CONSEGNE/CONSEGNA_06_L4_PHISHING/GUIDA_CONSEGNA_06.docx
+++ b/08_CLASSROOM_CONSEGNE/CONSEGNA_06_L4_PHISHING/GUIDA_CONSEGNA_06.docx
@@ -191,7 +191,7 @@
               <w:rPr>
                 <w:sz w:val="20"/>
               </w:rPr>
-              <w:t>All'inizio della Lezione 4: va svolta PRIMA della Consegna 07 (così la mail vera della tipografia non viene 'svelata').</w:t>
+              <w:t>All'inizio della Lezione 4: va svolta PRIMA della Consegna 07 (così la mail vera della tipografia non viene 'svelata'). Allegate anche il Modulo Google «Missione 0 · codici risultato» (Aggiungi › Moduli Google): domande e impostazioni in verifica_codici.html.</w:t>
             </w:r>
           </w:p>
         </w:tc>
@@ -875,7 +875,7 @@
               <w:rPr>
                 <w:sz w:val="19"/>
               </w:rPr>
-              <w:t>39 KB</w:t>
+              <w:t>40 KB</w:t>
             </w:r>
           </w:p>
         </w:tc>
@@ -945,7 +945,7 @@
               <w:rPr>
                 <w:sz w:val="19"/>
               </w:rPr>
-              <w:t>8 KB</w:t>
+              <w:t>15 KB</w:t>
             </w:r>
           </w:p>
         </w:tc>
@@ -1143,7 +1143,7 @@
         <w:rPr>
           <w:sz w:val="21"/>
         </w:rPr>
-        <w:t>3. Compila la scheda: indizi, decisione, come verificheresti.</w:t>
+        <w:t>3. In fondo a ogni messaggio scegli «È affidabile» o «È phishing»; nella scheda scrivi indizi e come verificheresti.</w:t>
       </w:r>
     </w:p>
     <w:p>
@@ -1154,7 +1154,7 @@
         <w:rPr>
           <w:sz w:val="21"/>
         </w:rPr>
-        <w:t>4. Nella tua Gmail trova il comando "Segnala phishing" e incolla lo screenshot nella scheda.</w:t>
+        <w:t>4. Premi «★ Riepilogo e codice» e incolla il codice O23-PHI nella scheda e nel Modulo «Missione 0 · codici risultato».</w:t>
       </w:r>
     </w:p>
     <w:p>
@@ -1165,7 +1165,18 @@
         <w:rPr>
           <w:sz w:val="21"/>
         </w:rPr>
-        <w:t>5. Premi CONSEGNA.</w:t>
+        <w:t>5. Nella tua Gmail trova il comando "Segnala phishing" e incolla lo screenshot nella scheda.</w:t>
+      </w:r>
+    </w:p>
+    <w:p>
+      <w:pPr>
+        <w:spacing w:after="40"/>
+      </w:pPr>
+      <w:r>
+        <w:rPr>
+          <w:sz w:val="21"/>
+        </w:rPr>
+        <w:t>6. Premi CONSEGNA.</w:t>
       </w:r>
     </w:p>
     <w:p>
@@ -1494,7 +1505,7 @@
     <w:p>
       <w:r>
         <w:rPr/>
-        <w:t>La scheda compilata con lo screenshot del menu 'Segnala phishing' di Gmail.</w:t>
+        <w:t>La scheda compilata con lo screenshot del menu 'Segnala phishing' di Gmail. Il codice O23-PHI è nella scheda e nel Modulo dei codici.</w:t>
       </w:r>
     </w:p>
     <w:p>
@@ -1508,7 +1519,7 @@
     <w:p>
       <w:r>
         <w:rPr/>
-        <w:t>Soluzioni: 04_LEZIONE_4/SOLUZIONI/L4_SOLUZIONI_DOCENTE.docx (chiave del phishing). Riserva: posta_officina23_stampabile.pdf se l'HTML non si apre.</w:t>
+        <w:t>Soluzioni: 04_LEZIONE_4/SOLUZIONI/L4_SOLUZIONI_DOCENTE.docx (chiave del phishing). Riserva: posta_officina23_stampabile.pdf se l'HTML non si apre. Il codice O23-PHI (decisioni, controlli, clic) si verifica insieme agli altri in verifica_codici.html.</w:t>
       </w:r>
     </w:p>
     <w:sectPr>
